--- a/Celu.docx
+++ b/Celu.docx
@@ -119,6 +119,84 @@
           <w:lang w:val="es-ES"/>
         </w:rPr>
       </w:pPr>
+      <w:r>
+        <w:rPr>
+          <w:sz w:val="32"/>
+          <w:szCs w:val="32"/>
+          <w:lang w:val="es-ES"/>
+        </w:rPr>
+        <w:t>Version full online</w:t>
+      </w:r>
+      <w:r>
+        <w:rPr>
+          <w:sz w:val="32"/>
+          <w:szCs w:val="32"/>
+          <w:lang w:val="es-ES"/>
+        </w:rPr>
+        <w:br/>
+      </w:r>
+    </w:p>
+    <w:p>
+      <w:pPr>
+        <w:jc w:val="center"/>
+        <w:rPr>
+          <w:sz w:val="32"/>
+          <w:szCs w:val="32"/>
+          <w:lang w:val="es-ES"/>
+        </w:rPr>
+      </w:pPr>
+      <w:r>
+        <w:rPr>
+          <w:sz w:val="32"/>
+          <w:szCs w:val="32"/>
+          <w:lang w:val="es-ES"/>
+        </w:rPr>
+        <w:drawing>
+          <wp:inline distT="0" distB="0" distL="0" distR="0" wp14:anchorId="47AD6CB0" wp14:editId="632F67EA">
+            <wp:extent cx="4563112" cy="4439270"/>
+            <wp:effectExtent l="0" t="0" r="8890" b="0"/>
+            <wp:docPr id="549356564" name="Picture 1"/>
+            <wp:cNvGraphicFramePr>
+              <a:graphicFrameLocks xmlns:a="http://schemas.openxmlformats.org/drawingml/2006/main" noChangeAspect="1"/>
+            </wp:cNvGraphicFramePr>
+            <a:graphic xmlns:a="http://schemas.openxmlformats.org/drawingml/2006/main">
+              <a:graphicData uri="http://schemas.openxmlformats.org/drawingml/2006/picture">
+                <pic:pic xmlns:pic="http://schemas.openxmlformats.org/drawingml/2006/picture">
+                  <pic:nvPicPr>
+                    <pic:cNvPr id="549356564" name=""/>
+                    <pic:cNvPicPr/>
+                  </pic:nvPicPr>
+                  <pic:blipFill>
+                    <a:blip r:embed="rId5"/>
+                    <a:stretch>
+                      <a:fillRect/>
+                    </a:stretch>
+                  </pic:blipFill>
+                  <pic:spPr>
+                    <a:xfrm>
+                      <a:off x="0" y="0"/>
+                      <a:ext cx="4563112" cy="4439270"/>
+                    </a:xfrm>
+                    <a:prstGeom prst="rect">
+                      <a:avLst/>
+                    </a:prstGeom>
+                  </pic:spPr>
+                </pic:pic>
+              </a:graphicData>
+            </a:graphic>
+          </wp:inline>
+        </w:drawing>
+      </w:r>
+    </w:p>
+    <w:p>
+      <w:pPr>
+        <w:jc w:val="center"/>
+        <w:rPr>
+          <w:sz w:val="32"/>
+          <w:szCs w:val="32"/>
+          <w:lang w:val="es-ES"/>
+        </w:rPr>
+      </w:pPr>
     </w:p>
     <w:p>
       <w:pPr>
@@ -219,7 +297,7 @@
                     <pic:cNvPicPr/>
                   </pic:nvPicPr>
                   <pic:blipFill>
-                    <a:blip r:embed="rId5"/>
+                    <a:blip r:embed="rId6"/>
                     <a:stretch>
                       <a:fillRect/>
                     </a:stretch>
@@ -283,19 +361,8 @@
           <w:szCs w:val="32"/>
           <w:lang w:val="es-ES"/>
         </w:rPr>
-        <w:lastRenderedPageBreak/>
-        <w:t xml:space="preserve">Huevos </w:t>
-      </w:r>
-      <w:proofErr w:type="spellStart"/>
-      <w:r>
-        <w:rPr>
-          <w:sz w:val="32"/>
-          <w:szCs w:val="32"/>
-          <w:lang w:val="es-ES"/>
-        </w:rPr>
-        <w:t>Avicoper</w:t>
-      </w:r>
-      <w:proofErr w:type="spellEnd"/>
+        <w:t>Huevos Avicoper</w:t>
+      </w:r>
     </w:p>
     <w:p>
       <w:pPr>
@@ -329,7 +396,7 @@
                     <pic:cNvPicPr/>
                   </pic:nvPicPr>
                   <pic:blipFill>
-                    <a:blip r:embed="rId6"/>
+                    <a:blip r:embed="rId7"/>
                     <a:stretch>
                       <a:fillRect/>
                     </a:stretch>
@@ -478,7 +545,7 @@
                     <pic:cNvPicPr/>
                   </pic:nvPicPr>
                   <pic:blipFill>
-                    <a:blip r:embed="rId7"/>
+                    <a:blip r:embed="rId8"/>
                     <a:stretch>
                       <a:fillRect/>
                     </a:stretch>
@@ -574,25 +641,7 @@
           <w:szCs w:val="32"/>
           <w:lang w:val="es-ES"/>
         </w:rPr>
-        <w:t xml:space="preserve">Porotos de soja </w:t>
-      </w:r>
-      <w:proofErr w:type="spellStart"/>
-      <w:r>
-        <w:rPr>
-          <w:sz w:val="32"/>
-          <w:szCs w:val="32"/>
-          <w:lang w:val="es-ES"/>
-        </w:rPr>
-        <w:t>Cuisine</w:t>
-      </w:r>
-      <w:proofErr w:type="spellEnd"/>
-      <w:r>
-        <w:rPr>
-          <w:sz w:val="32"/>
-          <w:szCs w:val="32"/>
-          <w:lang w:val="es-ES"/>
-        </w:rPr>
-        <w:t xml:space="preserve"> &amp; Co</w:t>
+        <w:t>Porotos de soja Cuisine &amp; Co</w:t>
       </w:r>
     </w:p>
     <w:p>
@@ -627,7 +676,7 @@
                     <pic:cNvPicPr/>
                   </pic:nvPicPr>
                   <pic:blipFill>
-                    <a:blip r:embed="rId8"/>
+                    <a:blip r:embed="rId9"/>
                     <a:stretch>
                       <a:fillRect/>
                     </a:stretch>
@@ -703,25 +752,7 @@
           <w:szCs w:val="32"/>
           <w:lang w:val="es-ES"/>
         </w:rPr>
-        <w:t xml:space="preserve">Arroz Ala </w:t>
-      </w:r>
-      <w:proofErr w:type="gramStart"/>
-      <w:r>
-        <w:rPr>
-          <w:sz w:val="32"/>
-          <w:szCs w:val="32"/>
-          <w:lang w:val="es-ES"/>
-        </w:rPr>
-        <w:t>Carnoroli  500</w:t>
-      </w:r>
-      <w:proofErr w:type="gramEnd"/>
-      <w:r>
-        <w:rPr>
-          <w:sz w:val="32"/>
-          <w:szCs w:val="32"/>
-          <w:lang w:val="es-ES"/>
-        </w:rPr>
-        <w:t>g</w:t>
+        <w:t>Arroz Ala Carnoroli  500g</w:t>
       </w:r>
       <w:r>
         <w:rPr>
@@ -754,7 +785,7 @@
                     <pic:cNvPicPr/>
                   </pic:nvPicPr>
                   <pic:blipFill>
-                    <a:blip r:embed="rId9"/>
+                    <a:blip r:embed="rId10"/>
                     <a:stretch>
                       <a:fillRect/>
                     </a:stretch>
@@ -840,7 +871,6 @@
           <w:szCs w:val="32"/>
           <w:lang w:val="es-ES"/>
         </w:rPr>
-        <w:lastRenderedPageBreak/>
         <w:t>Leche UAT la serenísima 1%</w:t>
       </w:r>
       <w:r>
@@ -853,6 +883,7 @@
       </w:r>
       <w:r>
         <w:rPr>
+          <w:noProof/>
           <w:sz w:val="32"/>
           <w:szCs w:val="32"/>
           <w:lang w:val="es-ES"/>
@@ -873,7 +904,7 @@
                     <pic:cNvPicPr/>
                   </pic:nvPicPr>
                   <pic:blipFill>
-                    <a:blip r:embed="rId10"/>
+                    <a:blip r:embed="rId11"/>
                     <a:stretch>
                       <a:fillRect/>
                     </a:stretch>
@@ -949,34 +980,26 @@
           <w:szCs w:val="32"/>
           <w:lang w:val="es-ES"/>
         </w:rPr>
-        <w:t xml:space="preserve">Mantequilla de Maní </w:t>
-      </w:r>
-      <w:proofErr w:type="spellStart"/>
-      <w:r>
-        <w:rPr>
-          <w:sz w:val="32"/>
-          <w:szCs w:val="32"/>
-          <w:lang w:val="es-ES"/>
-        </w:rPr>
-        <w:t>Beepure</w:t>
-      </w:r>
-      <w:proofErr w:type="spellEnd"/>
-    </w:p>
-    <w:p>
-      <w:pPr>
-        <w:jc w:val="center"/>
-        <w:rPr>
-          <w:sz w:val="32"/>
-          <w:szCs w:val="32"/>
-          <w:lang w:val="es-ES"/>
-        </w:rPr>
-      </w:pPr>
-      <w:r>
-        <w:rPr>
-          <w:sz w:val="32"/>
-          <w:szCs w:val="32"/>
-          <w:lang w:val="es-ES"/>
-        </w:rPr>
+        <w:t>Mantequilla de Maní Beepure</w:t>
+      </w:r>
+    </w:p>
+    <w:p>
+      <w:pPr>
+        <w:jc w:val="center"/>
+        <w:rPr>
+          <w:sz w:val="32"/>
+          <w:szCs w:val="32"/>
+          <w:lang w:val="es-ES"/>
+        </w:rPr>
+      </w:pPr>
+      <w:r>
+        <w:rPr>
+          <w:noProof/>
+          <w:sz w:val="32"/>
+          <w:szCs w:val="32"/>
+          <w:lang w:val="es-ES"/>
+        </w:rPr>
+        <w:lastRenderedPageBreak/>
         <w:drawing>
           <wp:inline distT="0" distB="0" distL="0" distR="0" wp14:anchorId="1DC5CB1F" wp14:editId="480E2E84">
             <wp:extent cx="2715004" cy="1381318"/>
@@ -993,7 +1016,7 @@
                     <pic:cNvPicPr/>
                   </pic:nvPicPr>
                   <pic:blipFill>
-                    <a:blip r:embed="rId11"/>
+                    <a:blip r:embed="rId12"/>
                     <a:stretch>
                       <a:fillRect/>
                     </a:stretch>
@@ -1063,36 +1086,27 @@
           <w:lang w:val="es-ES"/>
         </w:rPr>
       </w:pPr>
-      <w:proofErr w:type="spellStart"/>
-      <w:r>
-        <w:rPr>
-          <w:sz w:val="32"/>
-          <w:szCs w:val="32"/>
-          <w:lang w:val="es-ES"/>
-        </w:rPr>
-        <w:t>Nescafe</w:t>
-      </w:r>
-      <w:proofErr w:type="spellEnd"/>
-      <w:r>
-        <w:rPr>
-          <w:sz w:val="32"/>
-          <w:szCs w:val="32"/>
-          <w:lang w:val="es-ES"/>
-        </w:rPr>
-        <w:t xml:space="preserve"> molido puro</w:t>
-      </w:r>
-    </w:p>
-    <w:p>
-      <w:pPr>
-        <w:jc w:val="center"/>
-        <w:rPr>
-          <w:sz w:val="32"/>
-          <w:szCs w:val="32"/>
-          <w:lang w:val="es-ES"/>
-        </w:rPr>
-      </w:pPr>
-      <w:r>
-        <w:rPr>
+      <w:r>
+        <w:rPr>
+          <w:sz w:val="32"/>
+          <w:szCs w:val="32"/>
+          <w:lang w:val="es-ES"/>
+        </w:rPr>
+        <w:t>Nescafe molido puro</w:t>
+      </w:r>
+    </w:p>
+    <w:p>
+      <w:pPr>
+        <w:jc w:val="center"/>
+        <w:rPr>
+          <w:sz w:val="32"/>
+          <w:szCs w:val="32"/>
+          <w:lang w:val="es-ES"/>
+        </w:rPr>
+      </w:pPr>
+      <w:r>
+        <w:rPr>
+          <w:noProof/>
           <w:sz w:val="32"/>
           <w:szCs w:val="32"/>
           <w:lang w:val="es-ES"/>
@@ -1113,7 +1127,7 @@
                     <pic:cNvPicPr/>
                   </pic:nvPicPr>
                   <pic:blipFill>
-                    <a:blip r:embed="rId12"/>
+                    <a:blip r:embed="rId13"/>
                     <a:stretch>
                       <a:fillRect/>
                     </a:stretch>
@@ -1159,7 +1173,6 @@
           <w:szCs w:val="32"/>
           <w:lang w:val="es-ES"/>
         </w:rPr>
-        <w:lastRenderedPageBreak/>
         <w:t>Cera líquida suiza, roble oscuro</w:t>
       </w:r>
     </w:p>
@@ -1174,6 +1187,7 @@
       </w:pPr>
       <w:r>
         <w:rPr>
+          <w:noProof/>
           <w:sz w:val="32"/>
           <w:szCs w:val="32"/>
           <w:lang w:val="es-ES"/>
@@ -1194,7 +1208,7 @@
                     <pic:cNvPicPr/>
                   </pic:nvPicPr>
                   <pic:blipFill>
-                    <a:blip r:embed="rId13"/>
+                    <a:blip r:embed="rId14"/>
                     <a:stretch>
                       <a:fillRect/>
                     </a:stretch>
@@ -1274,36 +1288,28 @@
           <w:lang w:val="es-ES"/>
         </w:rPr>
       </w:pPr>
-      <w:proofErr w:type="gramStart"/>
-      <w:r>
-        <w:rPr>
-          <w:sz w:val="32"/>
-          <w:szCs w:val="32"/>
-          <w:lang w:val="es-ES"/>
-        </w:rPr>
-        <w:t>Agua benedictino</w:t>
-      </w:r>
-      <w:proofErr w:type="gramEnd"/>
-      <w:r>
-        <w:rPr>
-          <w:sz w:val="32"/>
-          <w:szCs w:val="32"/>
-          <w:lang w:val="es-ES"/>
-        </w:rPr>
-        <w:t xml:space="preserve"> con gas</w:t>
-      </w:r>
-    </w:p>
-    <w:p>
-      <w:pPr>
-        <w:jc w:val="center"/>
-        <w:rPr>
-          <w:sz w:val="32"/>
-          <w:szCs w:val="32"/>
-          <w:lang w:val="es-ES"/>
-        </w:rPr>
-      </w:pPr>
-      <w:r>
-        <w:rPr>
+      <w:r>
+        <w:rPr>
+          <w:sz w:val="32"/>
+          <w:szCs w:val="32"/>
+          <w:lang w:val="es-ES"/>
+        </w:rPr>
+        <w:lastRenderedPageBreak/>
+        <w:t>Agua benedictino con gas</w:t>
+      </w:r>
+    </w:p>
+    <w:p>
+      <w:pPr>
+        <w:jc w:val="center"/>
+        <w:rPr>
+          <w:sz w:val="32"/>
+          <w:szCs w:val="32"/>
+          <w:lang w:val="es-ES"/>
+        </w:rPr>
+      </w:pPr>
+      <w:r>
+        <w:rPr>
+          <w:noProof/>
           <w:sz w:val="32"/>
           <w:szCs w:val="32"/>
           <w:lang w:val="es-ES"/>
@@ -1324,7 +1330,7 @@
                     <pic:cNvPicPr/>
                   </pic:nvPicPr>
                   <pic:blipFill>
-                    <a:blip r:embed="rId14"/>
+                    <a:blip r:embed="rId15"/>
                     <a:stretch>
                       <a:fillRect/>
                     </a:stretch>
@@ -1440,7 +1446,6 @@
           <w:szCs w:val="32"/>
           <w:lang w:val="es-ES"/>
         </w:rPr>
-        <w:lastRenderedPageBreak/>
         <w:t>Jugo Del Valle Manzana</w:t>
       </w:r>
     </w:p>
@@ -1455,6 +1460,7 @@
       </w:pPr>
       <w:r>
         <w:rPr>
+          <w:noProof/>
           <w:sz w:val="32"/>
           <w:szCs w:val="32"/>
           <w:lang w:val="es-ES"/>
@@ -1475,7 +1481,7 @@
                     <pic:cNvPicPr/>
                   </pic:nvPicPr>
                   <pic:blipFill>
-                    <a:blip r:embed="rId15"/>
+                    <a:blip r:embed="rId16"/>
                     <a:stretch>
                       <a:fillRect/>
                     </a:stretch>
